--- a/Examen Intra.docx
+++ b/Examen Intra.docx
@@ -307,15 +307,7 @@
         <w:t>1</w:t>
       </w:r>
       <w:r>
-        <w:t xml:space="preserve"> forme à dessiner avec un </w:t>
-      </w:r>
-      <w:proofErr w:type="spellStart"/>
-      <w:r>
-        <w:t>event</w:t>
-      </w:r>
-      <w:proofErr w:type="spellEnd"/>
-      <w:r>
-        <w:t>)</w:t>
+        <w:t xml:space="preserve"> forme à dessiner avec un event)</w:t>
       </w:r>
     </w:p>
     <w:p>
@@ -360,15 +352,7 @@
         <w:t>Pour que ça fonctionne, il faut traiter l’évènement Square</w:t>
       </w:r>
       <w:r>
-        <w:t xml:space="preserve"> dans </w:t>
-      </w:r>
-      <w:proofErr w:type="spellStart"/>
-      <w:r>
-        <w:t>applyEvents</w:t>
-      </w:r>
-      <w:proofErr w:type="spellEnd"/>
-      <w:r>
-        <w:t xml:space="preserve"> sur le client</w:t>
+        <w:t xml:space="preserve"> dans applyEvents sur le client</w:t>
       </w:r>
     </w:p>
     <w:p>
@@ -585,15 +569,7 @@
         <w:t>)</w:t>
       </w:r>
       <w:r>
-        <w:t xml:space="preserve"> avec un </w:t>
-      </w:r>
-      <w:proofErr w:type="spellStart"/>
-      <w:r>
-        <w:t>innerRadius</w:t>
-      </w:r>
-      <w:proofErr w:type="spellEnd"/>
-      <w:r>
-        <w:t xml:space="preserve"> de 20</w:t>
+        <w:t xml:space="preserve"> avec un innerRadius de 20</w:t>
       </w:r>
     </w:p>
     <w:p>
@@ -611,21 +587,8 @@
         </w:rPr>
       </w:pPr>
       <w:r>
-        <w:t xml:space="preserve">Pour que tout fonctionne, il faut traiter les différents </w:t>
-      </w:r>
-      <w:proofErr w:type="spellStart"/>
-      <w:r>
-        <w:t>events</w:t>
-      </w:r>
-      <w:proofErr w:type="spellEnd"/>
-      <w:r>
-        <w:t xml:space="preserve"> dans la boucle </w:t>
-      </w:r>
-      <w:proofErr w:type="spellStart"/>
-      <w:r>
-        <w:t>appplyEvents</w:t>
-      </w:r>
-      <w:proofErr w:type="spellEnd"/>
+        <w:t>Pour que tout fonctionne, il faut traiter les différents events dans la boucle appplyEvents</w:t>
+      </w:r>
     </w:p>
     <w:p>
       <w:pPr>
@@ -687,23 +650,7 @@
         </w:rPr>
       </w:pPr>
       <w:r>
-        <w:t xml:space="preserve">Modifier le code pour que les 2 carrées s’affichent en rouge et l’étoile en jaune. Il faut ajouter un nouvel </w:t>
-      </w:r>
-      <w:proofErr w:type="spellStart"/>
-      <w:r>
-        <w:t>event</w:t>
-      </w:r>
-      <w:proofErr w:type="spellEnd"/>
-      <w:r>
-        <w:t xml:space="preserve"> « </w:t>
-      </w:r>
-      <w:proofErr w:type="spellStart"/>
-      <w:r>
-        <w:t>ChangeColor</w:t>
-      </w:r>
-      <w:proofErr w:type="spellEnd"/>
-      <w:r>
-        <w:t> »</w:t>
+        <w:t>Modifier le code pour que les 2 carrées s’affichent en rouge et l’étoile en jaune. Il faut ajouter un nouvel event « ChangeColor »</w:t>
       </w:r>
     </w:p>
     <w:p>
@@ -718,6 +665,9 @@
         </w:rPr>
       </w:pPr>
       <w:r>
+        <w:rPr>
+          <w:noProof/>
+        </w:rPr>
         <w:drawing>
           <wp:inline distT="0" distB="0" distL="0" distR="0" wp14:anchorId="53D28308" wp14:editId="324E4665">
             <wp:extent cx="1657350" cy="1488131"/>
@@ -772,11 +722,9 @@
       <w:r>
         <w:t xml:space="preserve"> – </w:t>
       </w:r>
-      <w:proofErr w:type="spellStart"/>
       <w:r>
         <w:t>SignalR</w:t>
       </w:r>
-      <w:proofErr w:type="spellEnd"/>
       <w:r>
         <w:t xml:space="preserve"> – </w:t>
       </w:r>
@@ -823,7 +771,6 @@
       <w:r>
         <w:t xml:space="preserve">Il faut joindre le groupe de notre pizza (Il y a une méthode </w:t>
       </w:r>
-      <w:proofErr w:type="spellStart"/>
       <w:r>
         <w:rPr>
           <w:rFonts w:ascii="Cascadia Mono" w:hAnsi="Cascadia Mono" w:cs="Cascadia Mono"/>
@@ -834,7 +781,6 @@
         </w:rPr>
         <w:t>GetGroupName</w:t>
       </w:r>
-      <w:proofErr w:type="spellEnd"/>
       <w:r>
         <w:t>)</w:t>
       </w:r>
@@ -936,15 +882,7 @@
         <w:t>Il faut réduire l’argent du groupe de la valeur du prix de la pizza et augmenté le nombre de pizza de 1</w:t>
       </w:r>
       <w:r>
-        <w:t xml:space="preserve"> (Déjà fait pas la méthode </w:t>
-      </w:r>
-      <w:proofErr w:type="spellStart"/>
-      <w:r>
-        <w:t>BuyPizza</w:t>
-      </w:r>
-      <w:proofErr w:type="spellEnd"/>
-      <w:r>
-        <w:t>)</w:t>
+        <w:t xml:space="preserve"> (Déjà fait pas la méthode BuyPizza)</w:t>
       </w:r>
       <w:r>
         <w:t xml:space="preserve"> et </w:t>
@@ -1020,7 +958,16 @@
         <w:t>4</w:t>
       </w:r>
       <w:r>
-        <w:t xml:space="preserve"> évènements pour communiquer entre le serveur et le client :</w:t>
+        <w:t xml:space="preserve"> </w:t>
+      </w:r>
+      <w:r>
+        <w:t>messages</w:t>
+      </w:r>
+      <w:r>
+        <w:t xml:space="preserve"> (events)</w:t>
+      </w:r>
+      <w:r>
+        <w:t xml:space="preserve"> pour communiquer entre le serveur et le client :</w:t>
       </w:r>
     </w:p>
     <w:p>
@@ -1033,7 +980,6 @@
         <w:jc w:val="both"/>
       </w:pPr>
       <w:bookmarkStart w:id="0" w:name="OLE_LINK1"/>
-      <w:proofErr w:type="spellStart"/>
       <w:r>
         <w:rPr>
           <w:b/>
@@ -1041,7 +987,6 @@
         </w:rPr>
         <w:t>UpdateNbUsers</w:t>
       </w:r>
-      <w:proofErr w:type="spellEnd"/>
       <w:r>
         <w:t xml:space="preserve"> </w:t>
       </w:r>
@@ -1066,7 +1011,6 @@
         <w:jc w:val="both"/>
       </w:pPr>
       <w:bookmarkStart w:id="1" w:name="OLE_LINK3"/>
-      <w:proofErr w:type="spellStart"/>
       <w:r>
         <w:rPr>
           <w:b/>
@@ -1074,7 +1018,6 @@
         </w:rPr>
         <w:t>UpdateMoney</w:t>
       </w:r>
-      <w:proofErr w:type="spellEnd"/>
       <w:r>
         <w:t xml:space="preserve"> </w:t>
       </w:r>
@@ -1093,7 +1036,6 @@
         <w:jc w:val="both"/>
       </w:pPr>
       <w:bookmarkStart w:id="2" w:name="OLE_LINK2"/>
-      <w:proofErr w:type="spellStart"/>
       <w:r>
         <w:rPr>
           <w:b/>
@@ -1101,7 +1043,6 @@
         </w:rPr>
         <w:t>UpdateNbPizzasAndMoney</w:t>
       </w:r>
-      <w:proofErr w:type="spellEnd"/>
       <w:r>
         <w:t xml:space="preserve"> </w:t>
       </w:r>
@@ -1125,7 +1066,6 @@
         </w:numPr>
         <w:jc w:val="both"/>
       </w:pPr>
-      <w:proofErr w:type="spellStart"/>
       <w:r>
         <w:rPr>
           <w:b/>
@@ -1133,7 +1073,6 @@
         </w:rPr>
         <w:t>UpdatePizzaPrice</w:t>
       </w:r>
-      <w:proofErr w:type="spellEnd"/>
       <w:r>
         <w:t xml:space="preserve"> pour mettre à jour le prix de la pizza</w:t>
       </w:r>
@@ -1164,7 +1103,6 @@
       <w:r>
         <w:t xml:space="preserve">, mais on demande d’utiliser </w:t>
       </w:r>
-      <w:proofErr w:type="spellStart"/>
       <w:r>
         <w:rPr>
           <w:b/>
@@ -1172,7 +1110,6 @@
         </w:rPr>
         <w:t>UpdateMoney</w:t>
       </w:r>
-      <w:proofErr w:type="spellEnd"/>
       <w:r>
         <w:t xml:space="preserve"> lorsque l’on ajoute </w:t>
       </w:r>
@@ -1182,7 +1119,6 @@
       <w:r>
         <w:t xml:space="preserve">de l’argent et </w:t>
       </w:r>
-      <w:proofErr w:type="spellStart"/>
       <w:r>
         <w:rPr>
           <w:b/>
@@ -1190,7 +1126,6 @@
         </w:rPr>
         <w:t>UpdateNbPizzasAndMoney</w:t>
       </w:r>
-      <w:proofErr w:type="spellEnd"/>
       <w:r>
         <w:t xml:space="preserve"> le reste du temps</w:t>
       </w:r>
@@ -1222,8 +1157,6 @@
       <w:r>
         <w:t xml:space="preserve">Il faut compléter le code de </w:t>
       </w:r>
-      <w:proofErr w:type="spellStart"/>
-      <w:proofErr w:type="gramStart"/>
       <w:r>
         <w:rPr>
           <w:b/>
@@ -1232,126 +1165,81 @@
         </w:rPr>
         <w:t>PizzaHub</w:t>
       </w:r>
-      <w:proofErr w:type="spellEnd"/>
       <w:r>
         <w:rPr>
           <w:b/>
           <w:bCs/>
         </w:rPr>
-        <w:t>.</w:t>
-      </w:r>
-      <w:proofErr w:type="spellStart"/>
+        <w:t>.cs .</w:t>
+      </w:r>
+    </w:p>
+    <w:p>
+      <w:pPr>
+        <w:jc w:val="both"/>
+      </w:pPr>
+      <w:r>
+        <w:t>Les méthodes sont déjà en place, mais il faut ajouter la logique.</w:t>
+      </w:r>
+    </w:p>
+    <w:p>
+      <w:pPr>
+        <w:jc w:val="both"/>
+      </w:pPr>
+      <w:r>
+        <w:t>Pour ajouter de l’argent et acheter des pizzas, utilisez simplement _pizzaManager.</w:t>
+      </w:r>
+    </w:p>
+    <w:p>
+      <w:pPr>
+        <w:jc w:val="both"/>
+      </w:pPr>
+      <w:r>
+        <w:t>Si vous avez besoin d’un nom pour un groupe, utilisez également _pizzaManager.</w:t>
+      </w:r>
+    </w:p>
+    <w:p>
+      <w:pPr>
+        <w:jc w:val="both"/>
+      </w:pPr>
+    </w:p>
+    <w:p>
+      <w:pPr>
+        <w:pStyle w:val="Titre2"/>
+      </w:pPr>
+      <w:r>
+        <w:t>React</w:t>
+      </w:r>
+    </w:p>
+    <w:p>
+      <w:pPr>
+        <w:jc w:val="both"/>
+      </w:pPr>
+      <w:r>
+        <w:t xml:space="preserve">Il faut compléter le code de </w:t>
+      </w:r>
       <w:r>
         <w:rPr>
           <w:b/>
           <w:bCs/>
         </w:rPr>
-        <w:t>cs</w:t>
-      </w:r>
-      <w:proofErr w:type="spellEnd"/>
-      <w:r>
-        <w:rPr>
-          <w:b/>
-          <w:bCs/>
-        </w:rPr>
-        <w:t xml:space="preserve"> .</w:t>
-      </w:r>
-      <w:proofErr w:type="gramEnd"/>
+        <w:t>page.tsx</w:t>
+      </w:r>
+      <w:r>
+        <w:t xml:space="preserve"> </w:t>
+      </w:r>
     </w:p>
     <w:p>
       <w:pPr>
         <w:jc w:val="both"/>
       </w:pPr>
       <w:r>
-        <w:t>Les méthodes sont déjà en place, mais il faut ajouter la logique.</w:t>
-      </w:r>
-    </w:p>
-    <w:p>
-      <w:pPr>
-        <w:jc w:val="both"/>
-      </w:pPr>
-      <w:r>
-        <w:t>Pour ajouter de l’argent et acheter des pizzas, utilisez simplement _</w:t>
-      </w:r>
-      <w:proofErr w:type="spellStart"/>
-      <w:r>
-        <w:t>pizzaManager</w:t>
-      </w:r>
-      <w:proofErr w:type="spellEnd"/>
-      <w:r>
-        <w:t>.</w:t>
-      </w:r>
-    </w:p>
-    <w:p>
-      <w:pPr>
-        <w:jc w:val="both"/>
-      </w:pPr>
-      <w:r>
-        <w:t>Si vous avez besoin d’un nom pour un groupe, utilisez également _</w:t>
-      </w:r>
-      <w:proofErr w:type="spellStart"/>
-      <w:r>
-        <w:t>pizzaManager</w:t>
-      </w:r>
-      <w:proofErr w:type="spellEnd"/>
-      <w:r>
-        <w:t>.</w:t>
-      </w:r>
-    </w:p>
-    <w:p>
-      <w:pPr>
-        <w:jc w:val="both"/>
-      </w:pPr>
-    </w:p>
-    <w:p>
-      <w:pPr>
-        <w:pStyle w:val="Titre2"/>
-      </w:pPr>
-      <w:proofErr w:type="spellStart"/>
-      <w:r>
-        <w:t>React</w:t>
-      </w:r>
-      <w:proofErr w:type="spellEnd"/>
-    </w:p>
-    <w:p>
-      <w:pPr>
-        <w:jc w:val="both"/>
-      </w:pPr>
-      <w:r>
-        <w:t xml:space="preserve">Il faut compléter le code de </w:t>
-      </w:r>
-      <w:proofErr w:type="spellStart"/>
-      <w:r>
-        <w:rPr>
-          <w:b/>
-          <w:bCs/>
-        </w:rPr>
-        <w:t>page.tsx</w:t>
-      </w:r>
-      <w:proofErr w:type="spellEnd"/>
-      <w:r>
-        <w:t xml:space="preserve"> </w:t>
-      </w:r>
-    </w:p>
-    <w:p>
-      <w:pPr>
-        <w:jc w:val="both"/>
-      </w:pPr>
-      <w:r>
         <w:t xml:space="preserve">Dans </w:t>
       </w:r>
-      <w:proofErr w:type="spellStart"/>
-      <w:proofErr w:type="gramStart"/>
       <w:r>
         <w:t>connectToHub</w:t>
       </w:r>
-      <w:proofErr w:type="spellEnd"/>
-      <w:r>
-        <w:t>(</w:t>
-      </w:r>
-      <w:proofErr w:type="gramEnd"/>
-      <w:r>
-        <w:t xml:space="preserve">), il faut ajouter la connexion et la gestion des </w:t>
+      <w:r>
+        <w:t xml:space="preserve">(), il faut ajouter la connexion et la gestion des </w:t>
       </w:r>
       <w:r>
         <w:t>messages</w:t>
